--- a/SESSION_RESUME.docx
+++ b/SESSION_RESUME.docx
@@ -2,7 +2,7 @@
 <file path=word/document.xml><?xml version="1.0" encoding="utf-8"?>
 <w:document xmlns:w="http://schemas.openxmlformats.org/wordprocessingml/2006/main" xmlns:m="http://schemas.openxmlformats.org/officeDocument/2006/math" xmlns:r="http://schemas.openxmlformats.org/officeDocument/2006/relationships" xmlns:o="urn:schemas-microsoft-com:office:office" xmlns:v="urn:schemas-microsoft-com:vml" xmlns:w10="urn:schemas-microsoft-com:office:word" xmlns:a="http://schemas.openxmlformats.org/drawingml/2006/main" xmlns:pic="http://schemas.openxmlformats.org/drawingml/2006/picture" xmlns:wp="http://schemas.openxmlformats.org/drawingml/2006/wordprocessingDrawing">
   <w:body>
-    <w:bookmarkStart w:id="37" w:name="qb-timewarp-session-resume-guide"/>
+    <w:bookmarkStart w:id="38" w:name="qb-timewarp-session-resume-guide"/>
     <w:p>
       <w:pPr>
         <w:pStyle w:val="Heading1"/>
@@ -33,16 +33,186 @@
         </w:pict>
       </w:r>
     </w:p>
-    <w:bookmarkStart w:id="22" w:name="critical-operational-details-read-first"/>
+    <w:bookmarkStart w:id="20" w:name="X28f36e1a9ac42da182598e03386cd35fbc7dd16"/>
     <w:p>
       <w:pPr>
         <w:pStyle w:val="Heading2"/>
       </w:pPr>
       <w:r>
+        <w:t xml:space="preserve">🛡️ WORKING COPY SYSTEM — ORIGINALS ARE NEVER TOUCHED</w:t>
+      </w:r>
+    </w:p>
+    <w:p>
+      <w:pPr>
+        <w:pStyle w:val="FirstParagraph"/>
+      </w:pPr>
+      <w:r>
+        <w:t xml:space="preserve">QB-TimeWarp automatically creates working copies before any operations:</w:t>
+      </w:r>
+    </w:p>
+    <w:p>
+      <w:pPr>
+        <w:pStyle w:val="SourceCode"/>
+      </w:pPr>
+      <w:r>
+        <w:rPr>
+          <w:rStyle w:val="VerbatimChar"/>
+        </w:rPr>
+        <w:t xml:space="preserve">Desktop (ORIGINALS — READ-ONLY, NEVER MODIFIED):</w:t>
+      </w:r>
+      <w:r>
+        <w:br/>
+      </w:r>
+      <w:r>
+        <w:rPr>
+          <w:rStyle w:val="VerbatimChar"/>
+        </w:rPr>
+        <w:t xml:space="preserve">├── Joshua's Gold Coast\    ← QB 2023 source (30MB test file)</w:t>
+      </w:r>
+      <w:r>
+        <w:br/>
+      </w:r>
+      <w:r>
+        <w:rPr>
+          <w:rStyle w:val="VerbatimChar"/>
+        </w:rPr>
+        <w:t xml:space="preserve">├── Blank Template\         ← QB 2021 target</w:t>
+      </w:r>
+      <w:r>
+        <w:br/>
+      </w:r>
+      <w:r>
+        <w:rPr>
+          <w:rStyle w:val="VerbatimChar"/>
+        </w:rPr>
+        <w:t xml:space="preserve">└── Air Masters\            ← QB 2023 production (360MB — DO NOT USE)</w:t>
+      </w:r>
+      <w:r>
+        <w:br/>
+      </w:r>
+      <w:r>
+        <w:br/>
+      </w:r>
+      <w:r>
+        <w:rPr>
+          <w:rStyle w:val="VerbatimChar"/>
+        </w:rPr>
+        <w:t xml:space="preserve">C:\QB-TimeWarp\Working\ (WORKING COPIES — all operations happen here):</w:t>
+      </w:r>
+      <w:r>
+        <w:br/>
+      </w:r>
+      <w:r>
+        <w:rPr>
+          <w:rStyle w:val="VerbatimChar"/>
+        </w:rPr>
+        <w:t xml:space="preserve">├── Source\                 ← Copy of Joshua's Gold Coast .qbw</w:t>
+      </w:r>
+      <w:r>
+        <w:br/>
+      </w:r>
+      <w:r>
+        <w:rPr>
+          <w:rStyle w:val="VerbatimChar"/>
+        </w:rPr>
+        <w:t xml:space="preserve">└── Target\                 ← Copy of Blank Template .qbw</w:t>
+      </w:r>
+    </w:p>
+    <w:p>
+      <w:pPr>
+        <w:pStyle w:val="FirstParagraph"/>
+      </w:pPr>
+      <w:r>
+        <w:rPr>
+          <w:bCs/>
+          <w:b/>
+        </w:rPr>
+        <w:t xml:space="preserve">Commands:</w:t>
+      </w:r>
+      <w:r>
+        <w:t xml:space="preserve"> </w:t>
+      </w:r>
+      <w:r>
+        <w:t xml:space="preserve">-</w:t>
+      </w:r>
+      <w:r>
+        <w:t xml:space="preserve"> </w:t>
+      </w:r>
+      <w:r>
+        <w:rPr>
+          <w:rStyle w:val="VerbatimChar"/>
+        </w:rPr>
+        <w:t xml:space="preserve">--refresh</w:t>
+      </w:r>
+      <w:r>
+        <w:t xml:space="preserve"> </w:t>
+      </w:r>
+      <w:r>
+        <w:t xml:space="preserve">— Force re-copy from originals to Working folders</w:t>
+      </w:r>
+      <w:r>
+        <w:t xml:space="preserve"> </w:t>
+      </w:r>
+      <w:r>
+        <w:t xml:space="preserve">-</w:t>
+      </w:r>
+      <w:r>
+        <w:t xml:space="preserve"> </w:t>
+      </w:r>
+      <w:r>
+        <w:rPr>
+          <w:rStyle w:val="VerbatimChar"/>
+        </w:rPr>
+        <w:t xml:space="preserve">--cleanup</w:t>
+      </w:r>
+      <w:r>
+        <w:t xml:space="preserve"> </w:t>
+      </w:r>
+      <w:r>
+        <w:t xml:space="preserve">— Delete Working folders (originals untouched)</w:t>
+      </w:r>
+    </w:p>
+    <w:p>
+      <w:pPr>
+        <w:pStyle w:val="BodyText"/>
+      </w:pPr>
+      <w:r>
+        <w:t xml:space="preserve">See</w:t>
+      </w:r>
+      <w:r>
+        <w:t xml:space="preserve"> </w:t>
+      </w:r>
+      <w:r>
+        <w:rPr>
+          <w:rStyle w:val="VerbatimChar"/>
+        </w:rPr>
+        <w:t xml:space="preserve">SAFETY_FEATURES.md</w:t>
+      </w:r>
+      <w:r>
+        <w:t xml:space="preserve"> </w:t>
+      </w:r>
+      <w:r>
+        <w:t xml:space="preserve">for full details on multi-layer protection.</w:t>
+      </w:r>
+    </w:p>
+    <w:p>
+      <w:r>
+        <w:pict>
+          <v:rect style="width:0;height:1.5pt" o:hralign="center" o:hrstd="t" o:hr="t"/>
+        </w:pict>
+      </w:r>
+    </w:p>
+    <w:bookmarkEnd w:id="20"/>
+    <w:bookmarkStart w:id="23" w:name="critical-operational-details-read-first"/>
+    <w:p>
+      <w:pPr>
+        <w:pStyle w:val="Heading2"/>
+      </w:pPr>
+      <w:r>
         <w:t xml:space="preserve">⚠️ CRITICAL OPERATIONAL DETAILS — READ FIRST ⚠️</w:t>
       </w:r>
     </w:p>
-    <w:bookmarkStart w:id="20" w:name="quickbooks-company-file-passwords"/>
+    <w:bookmarkStart w:id="21" w:name="quickbooks-company-file-passwords"/>
     <w:p>
       <w:pPr>
         <w:pStyle w:val="Heading3"/>
@@ -202,8 +372,8 @@
         <w:t xml:space="preserve">Enter these passwords when QuickBooks prompts on opening company files.</w:t>
       </w:r>
     </w:p>
-    <w:bookmarkEnd w:id="20"/>
-    <w:bookmarkStart w:id="21" w:name="operational-rules-always-follow"/>
+    <w:bookmarkEnd w:id="21"/>
+    <w:bookmarkStart w:id="22" w:name="operational-rules-always-follow"/>
     <w:p>
       <w:pPr>
         <w:pStyle w:val="Heading3"/>
@@ -359,9 +529,9 @@
         </w:pict>
       </w:r>
     </w:p>
-    <w:bookmarkEnd w:id="21"/>
     <w:bookmarkEnd w:id="22"/>
-    <w:bookmarkStart w:id="24" w:name="windows-vm-connection"/>
+    <w:bookmarkEnd w:id="23"/>
+    <w:bookmarkStart w:id="25" w:name="windows-vm-connection"/>
     <w:p>
       <w:pPr>
         <w:pStyle w:val="Heading2"/>
@@ -569,7 +739,7 @@
         </w:tc>
       </w:tr>
     </w:tbl>
-    <w:bookmarkStart w:id="23" w:name="how-to-connect-via-rdp"/>
+    <w:bookmarkStart w:id="24" w:name="how-to-connect-via-rdp"/>
     <w:p>
       <w:pPr>
         <w:pStyle w:val="Heading3"/>
@@ -647,9 +817,9 @@
         </w:pict>
       </w:r>
     </w:p>
-    <w:bookmarkEnd w:id="23"/>
     <w:bookmarkEnd w:id="24"/>
-    <w:bookmarkStart w:id="26" w:name="github-repository"/>
+    <w:bookmarkEnd w:id="25"/>
+    <w:bookmarkStart w:id="27" w:name="github-repository"/>
     <w:p>
       <w:pPr>
         <w:pStyle w:val="Heading2"/>
@@ -758,7 +928,7 @@
         </w:tc>
       </w:tr>
     </w:tbl>
-    <w:bookmarkStart w:id="25" w:name="how-to-authenticate-with-github"/>
+    <w:bookmarkStart w:id="26" w:name="how-to-authenticate-with-github"/>
     <w:p>
       <w:pPr>
         <w:pStyle w:val="Heading3"/>
@@ -953,9 +1123,9 @@
         </w:pict>
       </w:r>
     </w:p>
-    <w:bookmarkEnd w:id="25"/>
     <w:bookmarkEnd w:id="26"/>
-    <w:bookmarkStart w:id="28" w:name="quickbooks-installation-paths"/>
+    <w:bookmarkEnd w:id="27"/>
+    <w:bookmarkStart w:id="29" w:name="quickbooks-installation-paths"/>
     <w:p>
       <w:pPr>
         <w:pStyle w:val="Heading2"/>
@@ -1070,7 +1240,7 @@
         </w:tc>
       </w:tr>
     </w:tbl>
-    <w:bookmarkStart w:id="27" w:name="company-file-paths"/>
+    <w:bookmarkStart w:id="28" w:name="company-file-paths"/>
     <w:p>
       <w:pPr>
         <w:pStyle w:val="Heading3"/>
@@ -1229,9 +1399,9 @@
         </w:pict>
       </w:r>
     </w:p>
-    <w:bookmarkEnd w:id="27"/>
     <w:bookmarkEnd w:id="28"/>
-    <w:bookmarkStart w:id="32" w:name="application-deployment"/>
+    <w:bookmarkEnd w:id="29"/>
+    <w:bookmarkStart w:id="33" w:name="application-deployment"/>
     <w:p>
       <w:pPr>
         <w:pStyle w:val="Heading2"/>
@@ -1382,7 +1552,7 @@
         </w:tc>
       </w:tr>
     </w:tbl>
-    <w:bookmarkStart w:id="29" w:name="how-to-build-and-deploy"/>
+    <w:bookmarkStart w:id="30" w:name="how-to-build-and-deploy"/>
     <w:p>
       <w:pPr>
         <w:pStyle w:val="Heading3"/>
@@ -1588,8 +1758,8 @@
         <w:t xml:space="preserve">QB-TimeWarp.exe</w:t>
       </w:r>
     </w:p>
-    <w:bookmarkEnd w:id="29"/>
-    <w:bookmarkStart w:id="30" w:name="alternative-build-on-windows-vm"/>
+    <w:bookmarkEnd w:id="30"/>
+    <w:bookmarkStart w:id="31" w:name="alternative-build-on-windows-vm"/>
     <w:p>
       <w:pPr>
         <w:pStyle w:val="Heading3"/>
@@ -1678,8 +1848,8 @@
         <w:t xml:space="preserve">dotnet run</w:t>
       </w:r>
     </w:p>
-    <w:bookmarkEnd w:id="30"/>
-    <w:bookmarkStart w:id="31" w:name="important-build-notes"/>
+    <w:bookmarkEnd w:id="31"/>
+    <w:bookmarkStart w:id="32" w:name="important-build-notes"/>
     <w:p>
       <w:pPr>
         <w:pStyle w:val="Heading3"/>
@@ -1771,9 +1941,9 @@
         </w:pict>
       </w:r>
     </w:p>
-    <w:bookmarkEnd w:id="31"/>
     <w:bookmarkEnd w:id="32"/>
-    <w:bookmarkStart w:id="34" w:name="configuration-files"/>
+    <w:bookmarkEnd w:id="33"/>
+    <w:bookmarkStart w:id="35" w:name="configuration-files"/>
     <w:p>
       <w:pPr>
         <w:pStyle w:val="Heading2"/>
@@ -1917,7 +2087,7 @@
         </w:tc>
       </w:tr>
     </w:tbl>
-    <w:bookmarkStart w:id="33" w:name="key-configuration-toggles"/>
+    <w:bookmarkStart w:id="34" w:name="key-configuration-toggles"/>
     <w:p>
       <w:pPr>
         <w:pStyle w:val="Heading3"/>
@@ -2268,9 +2438,9 @@
         </w:pict>
       </w:r>
     </w:p>
-    <w:bookmarkEnd w:id="33"/>
     <w:bookmarkEnd w:id="34"/>
-    <w:bookmarkStart w:id="35" w:name="output-directories"/>
+    <w:bookmarkEnd w:id="35"/>
+    <w:bookmarkStart w:id="36" w:name="output-directories"/>
     <w:p>
       <w:pPr>
         <w:pStyle w:val="Heading2"/>
@@ -2442,8 +2612,8 @@
         </w:pict>
       </w:r>
     </w:p>
-    <w:bookmarkEnd w:id="35"/>
-    <w:bookmarkStart w:id="36" w:name="network-environment-notes"/>
+    <w:bookmarkEnd w:id="36"/>
+    <w:bookmarkStart w:id="37" w:name="network-environment-notes"/>
     <w:p>
       <w:pPr>
         <w:pStyle w:val="Heading2"/>
@@ -2532,8 +2702,8 @@
         <w:t xml:space="preserve">The VM may have RDP session limits — reconnect if disconnected</w:t>
       </w:r>
     </w:p>
-    <w:bookmarkEnd w:id="36"/>
     <w:bookmarkEnd w:id="37"/>
+    <w:bookmarkEnd w:id="38"/>
     <w:sectPr/>
   </w:body>
 </w:document>

--- a/SESSION_RESUME.docx
+++ b/SESSION_RESUME.docx
@@ -67,7 +67,7 @@
         <w:rPr>
           <w:rStyle w:val="VerbatimChar"/>
         </w:rPr>
-        <w:t xml:space="preserve">├── Joshua's Gold Coast\    ← QB 2023 source (30MB test file)</w:t>
+        <w:t xml:space="preserve">├── Joshs_Gold_Coast\          ← QB 2023 source (30MB test file)</w:t>
       </w:r>
       <w:r>
         <w:br/>
@@ -76,7 +76,7 @@
         <w:rPr>
           <w:rStyle w:val="VerbatimChar"/>
         </w:rPr>
-        <w:t xml:space="preserve">├── Blank Template\         ← QB 2021 target</w:t>
+        <w:t xml:space="preserve">├── QB21_Blank_Template\       ← QB 2021 target</w:t>
       </w:r>
       <w:r>
         <w:br/>
@@ -85,7 +85,7 @@
         <w:rPr>
           <w:rStyle w:val="VerbatimChar"/>
         </w:rPr>
-        <w:t xml:space="preserve">└── Air Masters\            ← QB 2023 production (360MB — DO NOT USE)</w:t>
+        <w:t xml:space="preserve">└── Air_Masters\               ← QB 2023 production (360MB — DO NOT USE)</w:t>
       </w:r>
       <w:r>
         <w:br/>
@@ -106,7 +106,7 @@
         <w:rPr>
           <w:rStyle w:val="VerbatimChar"/>
         </w:rPr>
-        <w:t xml:space="preserve">├── Source\                 ← Copy of Joshua's Gold Coast .qbw</w:t>
+        <w:t xml:space="preserve">├── Source\                    ← Copy of Joshs_Gold_Coast .qbw</w:t>
       </w:r>
       <w:r>
         <w:br/>
@@ -115,7 +115,22 @@
         <w:rPr>
           <w:rStyle w:val="VerbatimChar"/>
         </w:rPr>
-        <w:t xml:space="preserve">└── Target\                 ← Copy of Blank Template .qbw</w:t>
+        <w:t xml:space="preserve">└── Target\                    ← Copy of QB21_Blank_Template .qbw</w:t>
+      </w:r>
+    </w:p>
+    <w:p>
+      <w:pPr>
+        <w:pStyle w:val="BlockText"/>
+      </w:pPr>
+      <w:r>
+        <w:rPr>
+          <w:bCs/>
+          <w:b/>
+        </w:rPr>
+        <w:t xml:space="preserve">NOTE</w:t>
+      </w:r>
+      <w:r>
+        <w:t xml:space="preserve">: All folder names use underscores (no spaces) for Windows path compatibility.</w:t>
       </w:r>
     </w:p>
     <w:p>
@@ -219,6 +234,331 @@
       </w:pPr>
       <w:r>
         <w:t xml:space="preserve">QuickBooks Company File Passwords</w:t>
+      </w:r>
+    </w:p>
+    <w:tbl>
+      <w:tblPr>
+        <w:tblStyle w:val="Table"/>
+        <w:tblW w:type="pct" w:w="5000"/>
+        <w:tblLook w:firstRow="1" w:lastRow="0" w:firstColumn="0" w:lastColumn="0" w:noHBand="0" w:noVBand="0" w:val="0020"/>
+      </w:tblPr>
+      <w:tblGrid>
+        <w:gridCol w:w="4476"/>
+        <w:gridCol w:w="3443"/>
+      </w:tblGrid>
+      <w:tr>
+        <w:trPr>
+          <w:tblHeader w:val="true"/>
+        </w:trPr>
+        <w:tc>
+          <w:tcPr/>
+          <w:p>
+            <w:pPr>
+              <w:pStyle w:val="Compact"/>
+              <w:jc w:val="left"/>
+            </w:pPr>
+            <w:r>
+              <w:t xml:space="preserve">Company File</w:t>
+            </w:r>
+          </w:p>
+        </w:tc>
+        <w:tc>
+          <w:tcPr/>
+          <w:p>
+            <w:pPr>
+              <w:pStyle w:val="Compact"/>
+              <w:jc w:val="left"/>
+            </w:pPr>
+            <w:r>
+              <w:t xml:space="preserve">Password</w:t>
+            </w:r>
+          </w:p>
+        </w:tc>
+      </w:tr>
+      <w:tr>
+        <w:tc>
+          <w:tcPr/>
+          <w:p>
+            <w:pPr>
+              <w:pStyle w:val="Compact"/>
+              <w:jc w:val="left"/>
+            </w:pPr>
+            <w:r>
+              <w:rPr>
+                <w:bCs/>
+                <w:b/>
+              </w:rPr>
+              <w:t xml:space="preserve">Air-Masters-QB-2023.qbw</w:t>
+            </w:r>
+          </w:p>
+        </w:tc>
+        <w:tc>
+          <w:tcPr/>
+          <w:p>
+            <w:pPr>
+              <w:pStyle w:val="Compact"/>
+              <w:jc w:val="left"/>
+            </w:pPr>
+            <w:r>
+              <w:rPr>
+                <w:rStyle w:val="VerbatimChar"/>
+              </w:rPr>
+              <w:t xml:space="preserve">3825You171</w:t>
+            </w:r>
+          </w:p>
+        </w:tc>
+      </w:tr>
+      <w:tr>
+        <w:tc>
+          <w:tcPr/>
+          <w:p>
+            <w:pPr>
+              <w:pStyle w:val="Compact"/>
+              <w:jc w:val="left"/>
+            </w:pPr>
+            <w:r>
+              <w:rPr>
+                <w:bCs/>
+                <w:b/>
+              </w:rPr>
+              <w:t xml:space="preserve">Josh Safty 2021.qbw</w:t>
+            </w:r>
+          </w:p>
+        </w:tc>
+        <w:tc>
+          <w:tcPr/>
+          <w:p>
+            <w:pPr>
+              <w:pStyle w:val="Compact"/>
+              <w:jc w:val="left"/>
+            </w:pPr>
+            <w:r>
+              <w:rPr>
+                <w:rStyle w:val="VerbatimChar"/>
+              </w:rPr>
+              <w:t xml:space="preserve">3825You171</w:t>
+            </w:r>
+          </w:p>
+        </w:tc>
+      </w:tr>
+      <w:tr>
+        <w:tc>
+          <w:tcPr/>
+          <w:p>
+            <w:pPr>
+              <w:pStyle w:val="Compact"/>
+              <w:jc w:val="left"/>
+            </w:pPr>
+            <w:r>
+              <w:rPr>
+                <w:bCs/>
+                <w:b/>
+              </w:rPr>
+              <w:t xml:space="preserve">Blank_Template.qbw</w:t>
+            </w:r>
+            <w:r>
+              <w:t xml:space="preserve"> </w:t>
+            </w:r>
+            <w:r>
+              <w:t xml:space="preserve">(in QB21_Blank_Template folder)</w:t>
+            </w:r>
+          </w:p>
+        </w:tc>
+        <w:tc>
+          <w:tcPr/>
+          <w:p>
+            <w:pPr>
+              <w:pStyle w:val="Compact"/>
+              <w:jc w:val="left"/>
+            </w:pPr>
+            <w:r>
+              <w:rPr>
+                <w:rStyle w:val="VerbatimChar"/>
+              </w:rPr>
+              <w:t xml:space="preserve">Fl0640098!@!</w:t>
+            </w:r>
+          </w:p>
+        </w:tc>
+      </w:tr>
+    </w:tbl>
+    <w:p>
+      <w:pPr>
+        <w:pStyle w:val="BlockText"/>
+      </w:pPr>
+      <w:r>
+        <w:rPr>
+          <w:bCs/>
+          <w:b/>
+        </w:rPr>
+        <w:t xml:space="preserve">Enter these passwords when QuickBooks prompts on opening company files.</w:t>
+      </w:r>
+    </w:p>
+    <w:bookmarkEnd w:id="21"/>
+    <w:bookmarkStart w:id="22" w:name="operational-rules-always-follow"/>
+    <w:p>
+      <w:pPr>
+        <w:pStyle w:val="Heading3"/>
+      </w:pPr>
+      <w:r>
+        <w:t xml:space="preserve">⚡ Operational Rules — ALWAYS FOLLOW</w:t>
+      </w:r>
+    </w:p>
+    <w:p>
+      <w:pPr>
+        <w:numPr>
+          <w:ilvl w:val="0"/>
+          <w:numId w:val="1001"/>
+        </w:numPr>
+        <w:pStyle w:val="Compact"/>
+      </w:pPr>
+      <w:r>
+        <w:rPr>
+          <w:bCs/>
+          <w:b/>
+        </w:rPr>
+        <w:t xml:space="preserve">Keep QB windows VISIBLE during execution</w:t>
+      </w:r>
+      <w:r>
+        <w:t xml:space="preserve"> </w:t>
+      </w:r>
+      <w:r>
+        <w:t xml:space="preserve">— Do NOT minimize QuickBooks. Popups will appear that need monitoring and handling.</w:t>
+      </w:r>
+    </w:p>
+    <w:p>
+      <w:pPr>
+        <w:numPr>
+          <w:ilvl w:val="0"/>
+          <w:numId w:val="1001"/>
+        </w:numPr>
+        <w:pStyle w:val="Compact"/>
+      </w:pPr>
+      <w:r>
+        <w:rPr>
+          <w:bCs/>
+          <w:b/>
+        </w:rPr>
+        <w:t xml:space="preserve">This is COLLABORATIVE</w:t>
+      </w:r>
+      <w:r>
+        <w:t xml:space="preserve"> </w:t>
+      </w:r>
+      <w:r>
+        <w:t xml:space="preserve">— The user is actively watching the VM screen and programming alongside the AI. Check in with the user regularly — they can see things automation misses.</w:t>
+      </w:r>
+    </w:p>
+    <w:p>
+      <w:pPr>
+        <w:numPr>
+          <w:ilvl w:val="0"/>
+          <w:numId w:val="1001"/>
+        </w:numPr>
+        <w:pStyle w:val="Compact"/>
+      </w:pPr>
+      <w:r>
+        <w:rPr>
+          <w:bCs/>
+          <w:b/>
+        </w:rPr>
+        <w:t xml:space="preserve">Don’t barrel through</w:t>
+      </w:r>
+      <w:r>
+        <w:t xml:space="preserve"> </w:t>
+      </w:r>
+      <w:r>
+        <w:t xml:space="preserve">— Pause at key stages and coordinate with the user before proceeding.</w:t>
+      </w:r>
+    </w:p>
+    <w:p>
+      <w:pPr>
+        <w:numPr>
+          <w:ilvl w:val="0"/>
+          <w:numId w:val="1001"/>
+        </w:numPr>
+        <w:pStyle w:val="Compact"/>
+      </w:pPr>
+      <w:r>
+        <w:rPr>
+          <w:bCs/>
+          <w:b/>
+        </w:rPr>
+        <w:t xml:space="preserve">Monitor for popups</w:t>
+      </w:r>
+      <w:r>
+        <w:t xml:space="preserve"> </w:t>
+      </w:r>
+      <w:r>
+        <w:t xml:space="preserve">— QuickBooks generates permission dialogs, multi-user warnings, and other popups that can block SDK operations silently. See</w:t>
+      </w:r>
+      <w:r>
+        <w:t xml:space="preserve"> </w:t>
+      </w:r>
+      <w:r>
+        <w:rPr>
+          <w:rStyle w:val="VerbatimChar"/>
+        </w:rPr>
+        <w:t xml:space="preserve">POPUP_HANDLING.md</w:t>
+      </w:r>
+      <w:r>
+        <w:t xml:space="preserve"> </w:t>
+      </w:r>
+      <w:r>
+        <w:t xml:space="preserve">for details.</w:t>
+      </w:r>
+    </w:p>
+    <w:p>
+      <w:pPr>
+        <w:numPr>
+          <w:ilvl w:val="0"/>
+          <w:numId w:val="1001"/>
+        </w:numPr>
+        <w:pStyle w:val="Compact"/>
+      </w:pPr>
+      <w:r>
+        <w:rPr>
+          <w:bCs/>
+          <w:b/>
+        </w:rPr>
+        <w:t xml:space="preserve">Passwords file</w:t>
+      </w:r>
+      <w:r>
+        <w:t xml:space="preserve"> </w:t>
+      </w:r>
+      <w:r>
+        <w:t xml:space="preserve">— All credentials are also stored in</w:t>
+      </w:r>
+      <w:r>
+        <w:t xml:space="preserve"> </w:t>
+      </w:r>
+      <w:r>
+        <w:rPr>
+          <w:rStyle w:val="VerbatimChar"/>
+        </w:rPr>
+        <w:t xml:space="preserve">PASSWORDS.txt</w:t>
+      </w:r>
+      <w:r>
+        <w:t xml:space="preserve"> </w:t>
+      </w:r>
+      <w:r>
+        <w:t xml:space="preserve">in the project root for quick reference.</w:t>
+      </w:r>
+    </w:p>
+    <w:p>
+      <w:r>
+        <w:pict>
+          <v:rect style="width:0;height:1.5pt" o:hralign="center" o:hrstd="t" o:hr="t"/>
+        </w:pict>
+      </w:r>
+    </w:p>
+    <w:bookmarkEnd w:id="22"/>
+    <w:bookmarkEnd w:id="23"/>
+    <w:bookmarkStart w:id="25" w:name="windows-vm-connection"/>
+    <w:p>
+      <w:pPr>
+        <w:pStyle w:val="Heading2"/>
+      </w:pPr>
+      <w:r>
+        <w:t xml:space="preserve">1. Windows VM Connection</w:t>
       </w:r>
     </w:p>
     <w:tbl>
@@ -243,325 +583,6 @@
               <w:jc w:val="left"/>
             </w:pPr>
             <w:r>
-              <w:t xml:space="preserve">Company File</w:t>
-            </w:r>
-          </w:p>
-        </w:tc>
-        <w:tc>
-          <w:tcPr/>
-          <w:p>
-            <w:pPr>
-              <w:pStyle w:val="Compact"/>
-              <w:jc w:val="left"/>
-            </w:pPr>
-            <w:r>
-              <w:t xml:space="preserve">Password</w:t>
-            </w:r>
-          </w:p>
-        </w:tc>
-      </w:tr>
-      <w:tr>
-        <w:tc>
-          <w:tcPr/>
-          <w:p>
-            <w:pPr>
-              <w:pStyle w:val="Compact"/>
-              <w:jc w:val="left"/>
-            </w:pPr>
-            <w:r>
-              <w:rPr>
-                <w:bCs/>
-                <w:b/>
-              </w:rPr>
-              <w:t xml:space="preserve">Air-Masters-QB-2023.qbw</w:t>
-            </w:r>
-          </w:p>
-        </w:tc>
-        <w:tc>
-          <w:tcPr/>
-          <w:p>
-            <w:pPr>
-              <w:pStyle w:val="Compact"/>
-              <w:jc w:val="left"/>
-            </w:pPr>
-            <w:r>
-              <w:rPr>
-                <w:rStyle w:val="VerbatimChar"/>
-              </w:rPr>
-              <w:t xml:space="preserve">3825You171</w:t>
-            </w:r>
-          </w:p>
-        </w:tc>
-      </w:tr>
-      <w:tr>
-        <w:tc>
-          <w:tcPr/>
-          <w:p>
-            <w:pPr>
-              <w:pStyle w:val="Compact"/>
-              <w:jc w:val="left"/>
-            </w:pPr>
-            <w:r>
-              <w:rPr>
-                <w:bCs/>
-                <w:b/>
-              </w:rPr>
-              <w:t xml:space="preserve">Josh Safty 2021.qbw</w:t>
-            </w:r>
-          </w:p>
-        </w:tc>
-        <w:tc>
-          <w:tcPr/>
-          <w:p>
-            <w:pPr>
-              <w:pStyle w:val="Compact"/>
-              <w:jc w:val="left"/>
-            </w:pPr>
-            <w:r>
-              <w:rPr>
-                <w:rStyle w:val="VerbatimChar"/>
-              </w:rPr>
-              <w:t xml:space="preserve">3825You171</w:t>
-            </w:r>
-          </w:p>
-        </w:tc>
-      </w:tr>
-      <w:tr>
-        <w:tc>
-          <w:tcPr/>
-          <w:p>
-            <w:pPr>
-              <w:pStyle w:val="Compact"/>
-              <w:jc w:val="left"/>
-            </w:pPr>
-            <w:r>
-              <w:rPr>
-                <w:bCs/>
-                <w:b/>
-              </w:rPr>
-              <w:t xml:space="preserve">Blank Template</w:t>
-            </w:r>
-          </w:p>
-        </w:tc>
-        <w:tc>
-          <w:tcPr/>
-          <w:p>
-            <w:pPr>
-              <w:pStyle w:val="Compact"/>
-              <w:jc w:val="left"/>
-            </w:pPr>
-            <w:r>
-              <w:rPr>
-                <w:rStyle w:val="VerbatimChar"/>
-              </w:rPr>
-              <w:t xml:space="preserve">Fl0640098!@!</w:t>
-            </w:r>
-          </w:p>
-        </w:tc>
-      </w:tr>
-    </w:tbl>
-    <w:p>
-      <w:pPr>
-        <w:pStyle w:val="BlockText"/>
-      </w:pPr>
-      <w:r>
-        <w:rPr>
-          <w:bCs/>
-          <w:b/>
-        </w:rPr>
-        <w:t xml:space="preserve">Enter these passwords when QuickBooks prompts on opening company files.</w:t>
-      </w:r>
-    </w:p>
-    <w:bookmarkEnd w:id="21"/>
-    <w:bookmarkStart w:id="22" w:name="operational-rules-always-follow"/>
-    <w:p>
-      <w:pPr>
-        <w:pStyle w:val="Heading3"/>
-      </w:pPr>
-      <w:r>
-        <w:t xml:space="preserve">⚡ Operational Rules — ALWAYS FOLLOW</w:t>
-      </w:r>
-    </w:p>
-    <w:p>
-      <w:pPr>
-        <w:numPr>
-          <w:ilvl w:val="0"/>
-          <w:numId w:val="1001"/>
-        </w:numPr>
-        <w:pStyle w:val="Compact"/>
-      </w:pPr>
-      <w:r>
-        <w:rPr>
-          <w:bCs/>
-          <w:b/>
-        </w:rPr>
-        <w:t xml:space="preserve">Keep QB windows VISIBLE during execution</w:t>
-      </w:r>
-      <w:r>
-        <w:t xml:space="preserve"> </w:t>
-      </w:r>
-      <w:r>
-        <w:t xml:space="preserve">— Do NOT minimize QuickBooks. Popups will appear that need monitoring and handling.</w:t>
-      </w:r>
-    </w:p>
-    <w:p>
-      <w:pPr>
-        <w:numPr>
-          <w:ilvl w:val="0"/>
-          <w:numId w:val="1001"/>
-        </w:numPr>
-        <w:pStyle w:val="Compact"/>
-      </w:pPr>
-      <w:r>
-        <w:rPr>
-          <w:bCs/>
-          <w:b/>
-        </w:rPr>
-        <w:t xml:space="preserve">This is COLLABORATIVE</w:t>
-      </w:r>
-      <w:r>
-        <w:t xml:space="preserve"> </w:t>
-      </w:r>
-      <w:r>
-        <w:t xml:space="preserve">— The user is actively watching the VM screen and programming alongside the AI. Check in with the user regularly — they can see things automation misses.</w:t>
-      </w:r>
-    </w:p>
-    <w:p>
-      <w:pPr>
-        <w:numPr>
-          <w:ilvl w:val="0"/>
-          <w:numId w:val="1001"/>
-        </w:numPr>
-        <w:pStyle w:val="Compact"/>
-      </w:pPr>
-      <w:r>
-        <w:rPr>
-          <w:bCs/>
-          <w:b/>
-        </w:rPr>
-        <w:t xml:space="preserve">Don’t barrel through</w:t>
-      </w:r>
-      <w:r>
-        <w:t xml:space="preserve"> </w:t>
-      </w:r>
-      <w:r>
-        <w:t xml:space="preserve">— Pause at key stages and coordinate with the user before proceeding.</w:t>
-      </w:r>
-    </w:p>
-    <w:p>
-      <w:pPr>
-        <w:numPr>
-          <w:ilvl w:val="0"/>
-          <w:numId w:val="1001"/>
-        </w:numPr>
-        <w:pStyle w:val="Compact"/>
-      </w:pPr>
-      <w:r>
-        <w:rPr>
-          <w:bCs/>
-          <w:b/>
-        </w:rPr>
-        <w:t xml:space="preserve">Monitor for popups</w:t>
-      </w:r>
-      <w:r>
-        <w:t xml:space="preserve"> </w:t>
-      </w:r>
-      <w:r>
-        <w:t xml:space="preserve">— QuickBooks generates permission dialogs, multi-user warnings, and other popups that can block SDK operations silently. See</w:t>
-      </w:r>
-      <w:r>
-        <w:t xml:space="preserve"> </w:t>
-      </w:r>
-      <w:r>
-        <w:rPr>
-          <w:rStyle w:val="VerbatimChar"/>
-        </w:rPr>
-        <w:t xml:space="preserve">POPUP_HANDLING.md</w:t>
-      </w:r>
-      <w:r>
-        <w:t xml:space="preserve"> </w:t>
-      </w:r>
-      <w:r>
-        <w:t xml:space="preserve">for details.</w:t>
-      </w:r>
-    </w:p>
-    <w:p>
-      <w:pPr>
-        <w:numPr>
-          <w:ilvl w:val="0"/>
-          <w:numId w:val="1001"/>
-        </w:numPr>
-        <w:pStyle w:val="Compact"/>
-      </w:pPr>
-      <w:r>
-        <w:rPr>
-          <w:bCs/>
-          <w:b/>
-        </w:rPr>
-        <w:t xml:space="preserve">Passwords file</w:t>
-      </w:r>
-      <w:r>
-        <w:t xml:space="preserve"> </w:t>
-      </w:r>
-      <w:r>
-        <w:t xml:space="preserve">— All credentials are also stored in</w:t>
-      </w:r>
-      <w:r>
-        <w:t xml:space="preserve"> </w:t>
-      </w:r>
-      <w:r>
-        <w:rPr>
-          <w:rStyle w:val="VerbatimChar"/>
-        </w:rPr>
-        <w:t xml:space="preserve">PASSWORDS.txt</w:t>
-      </w:r>
-      <w:r>
-        <w:t xml:space="preserve"> </w:t>
-      </w:r>
-      <w:r>
-        <w:t xml:space="preserve">in the project root for quick reference.</w:t>
-      </w:r>
-    </w:p>
-    <w:p>
-      <w:r>
-        <w:pict>
-          <v:rect style="width:0;height:1.5pt" o:hralign="center" o:hrstd="t" o:hr="t"/>
-        </w:pict>
-      </w:r>
-    </w:p>
-    <w:bookmarkEnd w:id="22"/>
-    <w:bookmarkEnd w:id="23"/>
-    <w:bookmarkStart w:id="25" w:name="windows-vm-connection"/>
-    <w:p>
-      <w:pPr>
-        <w:pStyle w:val="Heading2"/>
-      </w:pPr>
-      <w:r>
-        <w:t xml:space="preserve">1. Windows VM Connection</w:t>
-      </w:r>
-    </w:p>
-    <w:tbl>
-      <w:tblPr>
-        <w:tblStyle w:val="Table"/>
-        <w:tblW w:type="auto" w:w="0"/>
-        <w:tblLook w:firstRow="1" w:lastRow="0" w:firstColumn="0" w:lastColumn="0" w:noHBand="0" w:noVBand="0" w:val="0020"/>
-      </w:tblPr>
-      <w:tblGrid>
-        <w:gridCol w:w="3960"/>
-        <w:gridCol w:w="3960"/>
-      </w:tblGrid>
-      <w:tr>
-        <w:trPr>
-          <w:tblHeader w:val="true"/>
-        </w:trPr>
-        <w:tc>
-          <w:tcPr/>
-          <w:p>
-            <w:pPr>
-              <w:pStyle w:val="Compact"/>
-              <w:jc w:val="left"/>
-            </w:pPr>
-            <w:r>
               <w:t xml:space="preserve">Detail</w:t>
             </w:r>
           </w:p>
@@ -1256,9 +1277,10 @@
         <w:tblLook w:firstRow="1" w:lastRow="0" w:firstColumn="0" w:lastColumn="0" w:noHBand="0" w:noVBand="0" w:val="0020"/>
       </w:tblPr>
       <w:tblGrid>
-        <w:gridCol w:w="2640"/>
-        <w:gridCol w:w="2640"/>
-        <w:gridCol w:w="2640"/>
+        <w:gridCol w:w="1900"/>
+        <w:gridCol w:w="1900"/>
+        <w:gridCol w:w="1900"/>
+        <w:gridCol w:w="2217"/>
       </w:tblGrid>
       <w:tr>
         <w:trPr>
@@ -1300,6 +1322,18 @@
             </w:r>
           </w:p>
         </w:tc>
+        <w:tc>
+          <w:tcPr/>
+          <w:p>
+            <w:pPr>
+              <w:pStyle w:val="Compact"/>
+              <w:jc w:val="left"/>
+            </w:pPr>
+            <w:r>
+              <w:t xml:space="preserve">Notes</w:t>
+            </w:r>
+          </w:p>
+        </w:tc>
       </w:tr>
       <w:tr>
         <w:tc>
@@ -1314,7 +1348,7 @@
                 <w:bCs/>
                 <w:b/>
               </w:rPr>
-              <w:t xml:space="preserve">QB 2023 Company File</w:t>
+              <w:t xml:space="preserve">QB 2023 Source (TESTING)</w:t>
             </w:r>
           </w:p>
         </w:tc>
@@ -1329,7 +1363,64 @@
               <w:rPr>
                 <w:rStyle w:val="VerbatimChar"/>
               </w:rPr>
-              <w:t xml:space="preserve">C:\Users\AIAgent\Desktop\AirMasters\Air-Masters-QB-2023.qbw</w:t>
+              <w:t xml:space="preserve">C:\Users\AIAgent\Desktop\Joshs_Gold_Coast\Joshs_Gold_Coast_II_2023.qbw</w:t>
+            </w:r>
+          </w:p>
+        </w:tc>
+        <w:tc>
+          <w:tcPr/>
+          <w:p>
+            <w:pPr>
+              <w:pStyle w:val="Compact"/>
+              <w:jc w:val="left"/>
+            </w:pPr>
+            <w:r>
+              <w:t xml:space="preserve">~30 MB</w:t>
+            </w:r>
+          </w:p>
+        </w:tc>
+        <w:tc>
+          <w:tcPr/>
+          <w:p>
+            <w:pPr>
+              <w:pStyle w:val="Compact"/>
+              <w:jc w:val="left"/>
+            </w:pPr>
+            <w:r>
+              <w:t xml:space="preserve">Use this for testing</w:t>
+            </w:r>
+          </w:p>
+        </w:tc>
+      </w:tr>
+      <w:tr>
+        <w:tc>
+          <w:tcPr/>
+          <w:p>
+            <w:pPr>
+              <w:pStyle w:val="Compact"/>
+              <w:jc w:val="left"/>
+            </w:pPr>
+            <w:r>
+              <w:rPr>
+                <w:bCs/>
+                <w:b/>
+              </w:rPr>
+              <w:t xml:space="preserve">QB 2023 Production</w:t>
+            </w:r>
+          </w:p>
+        </w:tc>
+        <w:tc>
+          <w:tcPr/>
+          <w:p>
+            <w:pPr>
+              <w:pStyle w:val="Compact"/>
+              <w:jc w:val="left"/>
+            </w:pPr>
+            <w:r>
+              <w:rPr>
+                <w:rStyle w:val="VerbatimChar"/>
+              </w:rPr>
+              <w:t xml:space="preserve">C:\Users\AIAgent\Desktop\Air_Masters\Air_Masters_QB_2023.qbw</w:t>
             </w:r>
           </w:p>
         </w:tc>
@@ -1342,6 +1433,75 @@
             </w:pPr>
             <w:r>
               <w:t xml:space="preserve">~360 MB</w:t>
+            </w:r>
+          </w:p>
+        </w:tc>
+        <w:tc>
+          <w:tcPr/>
+          <w:p>
+            <w:pPr>
+              <w:pStyle w:val="Compact"/>
+              <w:jc w:val="left"/>
+            </w:pPr>
+            <w:r>
+              <w:t xml:space="preserve">DO NOT USE for testing</w:t>
+            </w:r>
+          </w:p>
+        </w:tc>
+      </w:tr>
+      <w:tr>
+        <w:tc>
+          <w:tcPr/>
+          <w:p>
+            <w:pPr>
+              <w:pStyle w:val="Compact"/>
+              <w:jc w:val="left"/>
+            </w:pPr>
+            <w:r>
+              <w:rPr>
+                <w:bCs/>
+                <w:b/>
+              </w:rPr>
+              <w:t xml:space="preserve">QB 2021 Target</w:t>
+            </w:r>
+          </w:p>
+        </w:tc>
+        <w:tc>
+          <w:tcPr/>
+          <w:p>
+            <w:pPr>
+              <w:pStyle w:val="Compact"/>
+              <w:jc w:val="left"/>
+            </w:pPr>
+            <w:r>
+              <w:rPr>
+                <w:rStyle w:val="VerbatimChar"/>
+              </w:rPr>
+              <w:t xml:space="preserve">C:\Users\AIAgent\Desktop\QB21_Blank_Template\Blank_Template.qbw</w:t>
+            </w:r>
+          </w:p>
+        </w:tc>
+        <w:tc>
+          <w:tcPr/>
+          <w:p>
+            <w:pPr>
+              <w:pStyle w:val="Compact"/>
+              <w:jc w:val="left"/>
+            </w:pPr>
+            <w:r>
+              <w:t xml:space="preserve">—</w:t>
+            </w:r>
+          </w:p>
+        </w:tc>
+        <w:tc>
+          <w:tcPr/>
+          <w:p>
+            <w:pPr>
+              <w:pStyle w:val="Compact"/>
+              <w:jc w:val="left"/>
+            </w:pPr>
+            <w:r>
+              <w:t xml:space="preserve">Target for migration</w:t>
             </w:r>
           </w:p>
         </w:tc>
@@ -1388,6 +1548,14 @@
             <w:r>
               <w:t xml:space="preserve">~13 MB</w:t>
             </w:r>
+          </w:p>
+        </w:tc>
+        <w:tc>
+          <w:tcPr/>
+          <w:p>
+            <w:pPr>
+              <w:pStyle w:val="Compact"/>
+            </w:pPr>
           </w:p>
         </w:tc>
       </w:tr>
